--- a/documentos explosão/Contratos Explosao Junina Final.docx
+++ b/documentos explosão/Contratos Explosao Junina Final.docx
@@ -1550,7 +1550,7 @@
           <w:sz w:val="21"/>
           <w:szCs w:val="21"/>
         </w:rPr>
-        <w:t xml:space="preserve">Fornecer figurino completo para apresentações oficiais, sem custo;</w:t>
+        <w:t>Fornecer, sem custo ao brincante, o figurino completo e a blusa (camisa) do tema da temporada para as apresentações oficiais;</w:t>
       </w:r>
     </w:p>
     <w:p>
@@ -1576,6 +1576,32 @@
           <w:sz w:val="21"/>
           <w:szCs w:val="21"/>
         </w:rPr>
+        <w:t>Providenciar a produção das apresentações oficiais (montagem de figurino, adereços e demais itens de palco);</w:t>
+      </w:r>
+    </w:p>
+    <w:p>
+      <w:pPr>
+        <w:spacing w:after="100" w:line="280"/>
+        <w:ind w:left="360"/>
+      </w:pPr>
+      <w:r>
+        <w:rPr>
+          <w:rFonts w:ascii="Arial" w:cs="Arial" w:eastAsia="Arial" w:hAnsi="Arial"/>
+          <w:b/>
+          <w:bCs/>
+          <w:color w:val="2C3E50"/>
+          <w:sz w:val="21"/>
+          <w:szCs w:val="21"/>
+        </w:rPr>
+        <w:t xml:space="preserve">c) </w:t>
+      </w:r>
+      <w:r>
+        <w:rPr>
+          <w:rFonts w:ascii="Arial" w:cs="Arial" w:eastAsia="Arial" w:hAnsi="Arial"/>
+          <w:color w:val="2C3E50"/>
+          <w:sz w:val="21"/>
+          <w:szCs w:val="21"/>
+        </w:rPr>
         <w:t xml:space="preserve">Providenciar alimentação durante ensaios, conforme disponibilidade;</w:t>
       </w:r>
     </w:p>
@@ -1593,7 +1619,7 @@
           <w:sz w:val="21"/>
           <w:szCs w:val="21"/>
         </w:rPr>
-        <w:t xml:space="preserve">c) </w:t>
+        <w:t xml:space="preserve">d) </w:t>
       </w:r>
       <w:r>
         <w:rPr>
@@ -1619,7 +1645,7 @@
           <w:sz w:val="21"/>
           <w:szCs w:val="21"/>
         </w:rPr>
-        <w:t xml:space="preserve">d) </w:t>
+        <w:t xml:space="preserve">e) </w:t>
       </w:r>
       <w:r>
         <w:rPr>
@@ -1645,7 +1671,7 @@
           <w:sz w:val="21"/>
           <w:szCs w:val="21"/>
         </w:rPr>
-        <w:t xml:space="preserve">e) </w:t>
+        <w:t xml:space="preserve">f) </w:t>
       </w:r>
       <w:r>
         <w:rPr>
@@ -1671,7 +1697,7 @@
           <w:sz w:val="21"/>
           <w:szCs w:val="21"/>
         </w:rPr>
-        <w:t xml:space="preserve">f) </w:t>
+        <w:t xml:space="preserve">g) </w:t>
       </w:r>
       <w:r>
         <w:rPr>
@@ -1697,7 +1723,7 @@
           <w:sz w:val="21"/>
           <w:szCs w:val="21"/>
         </w:rPr>
-        <w:t xml:space="preserve">g) </w:t>
+        <w:t xml:space="preserve">h) </w:t>
       </w:r>
       <w:r>
         <w:rPr>
@@ -1723,7 +1749,7 @@
           <w:sz w:val="21"/>
           <w:szCs w:val="21"/>
         </w:rPr>
-        <w:t xml:space="preserve">h) </w:t>
+        <w:t xml:space="preserve">i) </w:t>
       </w:r>
       <w:r>
         <w:rPr>
@@ -4365,6 +4391,32 @@
           <w:szCs w:val="21"/>
         </w:rPr>
         <w:t xml:space="preserve">O resgate pode ser em dinheiro ou convertido em desconto na camisa oficial da próxima temporada, por opção do brincante.</w:t>
+      </w:r>
+    </w:p>
+    <w:p>
+      <w:pPr>
+        <w:spacing w:after="100" w:line="280"/>
+        <w:ind w:left="360"/>
+      </w:pPr>
+      <w:r>
+        <w:rPr>
+          <w:rFonts w:ascii="Arial" w:cs="Arial" w:eastAsia="Arial" w:hAnsi="Arial"/>
+          <w:b/>
+          <w:bCs/>
+          <w:color w:val="2C3E50"/>
+          <w:sz w:val="21"/>
+          <w:szCs w:val="21"/>
+        </w:rPr>
+        <w:t xml:space="preserve">d) </w:t>
+      </w:r>
+      <w:r>
+        <w:rPr>
+          <w:rFonts w:ascii="Arial" w:cs="Arial" w:eastAsia="Arial" w:hAnsi="Arial"/>
+          <w:color w:val="2C3E50"/>
+          <w:sz w:val="21"/>
+          <w:szCs w:val="21"/>
+        </w:rPr>
+        <w:t>Alternativamente ao recebimento, o brincante poderá optar por doar à quadrilha, no todo ou em parte, o valor acumulado, para ajudar no custeio das atividades do grupo. A opção é registrada no sistema de avaliação e pode ser feita ao final da temporada, quando o valor estiver fechado.</w:t>
       </w:r>
     </w:p>
     <w:p>
@@ -10116,7 +10168,7 @@
           <w:sz w:val="21"/>
           <w:szCs w:val="21"/>
         </w:rPr>
-        <w:t xml:space="preserve">Fornecer figurino completo para apresentações oficiais, sem custo;</w:t>
+        <w:t>Fornecer, sem custo ao brincante, o figurino completo e a blusa (camisa) do tema da temporada para as apresentações oficiais;</w:t>
       </w:r>
     </w:p>
     <w:p>
@@ -10142,6 +10194,32 @@
           <w:sz w:val="21"/>
           <w:szCs w:val="21"/>
         </w:rPr>
+        <w:t>Providenciar a produção das apresentações oficiais (montagem de figurino, adereços e demais itens de palco);</w:t>
+      </w:r>
+    </w:p>
+    <w:p>
+      <w:pPr>
+        <w:spacing w:after="100" w:line="280"/>
+        <w:ind w:left="360"/>
+      </w:pPr>
+      <w:r>
+        <w:rPr>
+          <w:rFonts w:ascii="Arial" w:cs="Arial" w:eastAsia="Arial" w:hAnsi="Arial"/>
+          <w:b/>
+          <w:bCs/>
+          <w:color w:val="2C3E50"/>
+          <w:sz w:val="21"/>
+          <w:szCs w:val="21"/>
+        </w:rPr>
+        <w:t xml:space="preserve">c) </w:t>
+      </w:r>
+      <w:r>
+        <w:rPr>
+          <w:rFonts w:ascii="Arial" w:cs="Arial" w:eastAsia="Arial" w:hAnsi="Arial"/>
+          <w:color w:val="2C3E50"/>
+          <w:sz w:val="21"/>
+          <w:szCs w:val="21"/>
+        </w:rPr>
         <w:t xml:space="preserve">Providenciar alimentação durante ensaios, conforme disponibilidade;</w:t>
       </w:r>
     </w:p>
@@ -10159,7 +10237,7 @@
           <w:sz w:val="21"/>
           <w:szCs w:val="21"/>
         </w:rPr>
-        <w:t xml:space="preserve">c) </w:t>
+        <w:t xml:space="preserve">d) </w:t>
       </w:r>
       <w:r>
         <w:rPr>
@@ -10185,7 +10263,7 @@
           <w:sz w:val="21"/>
           <w:szCs w:val="21"/>
         </w:rPr>
-        <w:t xml:space="preserve">d) </w:t>
+        <w:t xml:space="preserve">e) </w:t>
       </w:r>
       <w:r>
         <w:rPr>
@@ -10211,7 +10289,7 @@
           <w:sz w:val="21"/>
           <w:szCs w:val="21"/>
         </w:rPr>
-        <w:t xml:space="preserve">e) </w:t>
+        <w:t xml:space="preserve">f) </w:t>
       </w:r>
       <w:r>
         <w:rPr>
@@ -10237,7 +10315,7 @@
           <w:sz w:val="21"/>
           <w:szCs w:val="21"/>
         </w:rPr>
-        <w:t xml:space="preserve">f) </w:t>
+        <w:t xml:space="preserve">g) </w:t>
       </w:r>
       <w:r>
         <w:rPr>
@@ -10263,7 +10341,7 @@
           <w:sz w:val="21"/>
           <w:szCs w:val="21"/>
         </w:rPr>
-        <w:t xml:space="preserve">g) </w:t>
+        <w:t xml:space="preserve">h) </w:t>
       </w:r>
       <w:r>
         <w:rPr>
@@ -10289,7 +10367,7 @@
           <w:sz w:val="21"/>
           <w:szCs w:val="21"/>
         </w:rPr>
-        <w:t xml:space="preserve">h) </w:t>
+        <w:t xml:space="preserve">i) </w:t>
       </w:r>
       <w:r>
         <w:rPr>
@@ -12931,6 +13009,32 @@
           <w:szCs w:val="21"/>
         </w:rPr>
         <w:t xml:space="preserve">O resgate pode ser em dinheiro ou convertido em desconto na camisa oficial da próxima temporada, por opção do brincante.</w:t>
+      </w:r>
+    </w:p>
+    <w:p>
+      <w:pPr>
+        <w:spacing w:after="100" w:line="280"/>
+        <w:ind w:left="360"/>
+      </w:pPr>
+      <w:r>
+        <w:rPr>
+          <w:rFonts w:ascii="Arial" w:cs="Arial" w:eastAsia="Arial" w:hAnsi="Arial"/>
+          <w:b/>
+          <w:bCs/>
+          <w:color w:val="2C3E50"/>
+          <w:sz w:val="21"/>
+          <w:szCs w:val="21"/>
+        </w:rPr>
+        <w:t xml:space="preserve">d) </w:t>
+      </w:r>
+      <w:r>
+        <w:rPr>
+          <w:rFonts w:ascii="Arial" w:cs="Arial" w:eastAsia="Arial" w:hAnsi="Arial"/>
+          <w:color w:val="2C3E50"/>
+          <w:sz w:val="21"/>
+          <w:szCs w:val="21"/>
+        </w:rPr>
+        <w:t>Alternativamente ao recebimento, o brincante poderá optar por doar à quadrilha, no todo ou em parte, o valor acumulado, para ajudar no custeio das atividades do grupo. A opção é registrada no sistema de avaliação e pode ser feita ao final da temporada, quando o valor estiver fechado.</w:t>
       </w:r>
     </w:p>
     <w:p>

--- a/documentos explosão/Contratos Explosao Junina Final.docx
+++ b/documentos explosão/Contratos Explosao Junina Final.docx
@@ -833,7 +833,7 @@
                 <w:sz w:val="20"/>
                 <w:szCs w:val="20"/>
               </w:rPr>
-              <w:t xml:space="preserve">O Programa de Bonificação é um incentivo simbólico e voluntário. A participação na quadrilha NÃO depende de aderir ao programa. Ao optar por participar, o brincante aceita cumprir os critérios de ativação e desempenho descritos na Cláusula Sexta.</w:t>
+              <w:t>O Programa de Bonificação é um incentivo simbólico e voluntário. A participação na quadrilha NÃO depende de aderir ao programa. Ao optar por participar, o brincante aceita cumprir os critérios de ativação e desempenho descritos na Cláusula Sexta. O valor acumulado tem teto de R$ 80,00 (oitenta reais) por temporada.</w:t>
             </w:r>
           </w:p>
           <w:p>
@@ -3964,6 +3964,58 @@
           <w:szCs w:val="21"/>
         </w:rPr>
         <w:t xml:space="preserve">Os valores serão registrados no sistema de avaliação e poderão ser consultados a qualquer momento.</w:t>
+      </w:r>
+    </w:p>
+    <w:p>
+      <w:pPr>
+        <w:spacing w:after="100" w:line="280"/>
+        <w:ind w:left="360"/>
+      </w:pPr>
+      <w:r>
+        <w:rPr>
+          <w:rFonts w:ascii="Arial" w:cs="Arial" w:eastAsia="Arial" w:hAnsi="Arial"/>
+          <w:b/>
+          <w:bCs/>
+          <w:color w:val="2C3E50"/>
+          <w:sz w:val="21"/>
+          <w:szCs w:val="21"/>
+        </w:rPr>
+        <w:t xml:space="preserve">e) </w:t>
+      </w:r>
+      <w:r>
+        <w:rPr>
+          <w:rFonts w:ascii="Arial" w:cs="Arial" w:eastAsia="Arial" w:hAnsi="Arial"/>
+          <w:color w:val="2C3E50"/>
+          <w:sz w:val="21"/>
+          <w:szCs w:val="21"/>
+        </w:rPr>
+        <w:t>TETO DA BONIFICAÇÃO: o valor acumulado por brincante é limitado a R$ 80,00 (oitenta reais) por temporada. Ao atingir o teto, o brincante permanece com o direito ao valor acumulado até ali, mas não acumula novos valores até o fim da temporada;</w:t>
+      </w:r>
+    </w:p>
+    <w:p>
+      <w:pPr>
+        <w:spacing w:after="100" w:line="280"/>
+        <w:ind w:left="360"/>
+      </w:pPr>
+      <w:r>
+        <w:rPr>
+          <w:rFonts w:ascii="Arial" w:cs="Arial" w:eastAsia="Arial" w:hAnsi="Arial"/>
+          <w:b/>
+          <w:bCs/>
+          <w:color w:val="2C3E50"/>
+          <w:sz w:val="21"/>
+          <w:szCs w:val="21"/>
+        </w:rPr>
+        <w:t xml:space="preserve">f) </w:t>
+      </w:r>
+      <w:r>
+        <w:rPr>
+          <w:rFonts w:ascii="Arial" w:cs="Arial" w:eastAsia="Arial" w:hAnsi="Arial"/>
+          <w:color w:val="2C3E50"/>
+          <w:sz w:val="21"/>
+          <w:szCs w:val="21"/>
+        </w:rPr>
+        <w:t>O teto existe para que o Programa cumpra seu papel de retorno simbólico sem extrapolar o orçamento da quadrilha. É o mesmo para todos, é acompanhado em tempo real no sistema de avaliação — que mostra quanto falta para alcançá-lo — e não altera nenhuma das demais regras desta Cláusula: frequência, desempenho, ativação, sanções e condições de resgate continuam valendo integralmente. Atingir o teto não dispensa o brincante de nada;</w:t>
       </w:r>
     </w:p>
     <w:p>
@@ -5391,6 +5443,32 @@
     </w:p>
     <w:p>
       <w:pPr>
+        <w:spacing w:after="100" w:line="280"/>
+        <w:ind w:left="360"/>
+      </w:pPr>
+      <w:r>
+        <w:rPr>
+          <w:rFonts w:ascii="Arial" w:cs="Arial" w:eastAsia="Arial" w:hAnsi="Arial"/>
+          <w:b/>
+          <w:bCs/>
+          <w:color w:val="2C3E50"/>
+          <w:sz w:val="21"/>
+          <w:szCs w:val="21"/>
+        </w:rPr>
+        <w:t xml:space="preserve">f) </w:t>
+      </w:r>
+      <w:r>
+        <w:rPr>
+          <w:rFonts w:ascii="Arial" w:cs="Arial" w:eastAsia="Arial" w:hAnsi="Arial"/>
+          <w:color w:val="2C3E50"/>
+          <w:sz w:val="21"/>
+          <w:szCs w:val="21"/>
+        </w:rPr>
+        <w:t>Em qualquer nível do Programa de Fidelidade, o valor acumulado continua limitado ao teto de R$ 80,00 por temporada, previsto na seção III, alínea 'e' desta Cláusula.</w:t>
+      </w:r>
+    </w:p>
+    <w:p>
+      <w:pPr>
         <w:spacing w:after="100"/>
       </w:pPr>
     </w:p>
@@ -6133,6 +6211,144 @@
           </w:p>
         </w:tc>
       </w:tr>
+      <w:tr>
+        <w:tc>
+          <w:tcPr>
+            <w:tcW w:type="dxa" w:w="3500"/>
+            <w:tcBorders>
+              <w:top w:val="single" w:color="CCCCCC" w:sz="1"/>
+              <w:left w:val="single" w:color="CCCCCC" w:sz="1"/>
+              <w:bottom w:val="single" w:color="CCCCCC" w:sz="1"/>
+              <w:right w:val="single" w:color="CCCCCC" w:sz="1"/>
+            </w:tcBorders>
+            <w:tcMar>
+              <w:top w:type="dxa" w:w="80"/>
+              <w:left w:type="dxa" w:w="120"/>
+              <w:bottom w:type="dxa" w:w="80"/>
+              <w:right w:type="dxa" w:w="120"/>
+            </w:tcMar>
+          </w:tcPr>
+          <w:p>
+            <w:pPr>
+              <w:spacing w:after="0"/>
+              <w:jc w:val="left"/>
+            </w:pPr>
+            <w:r>
+              <w:rPr>
+                <w:rFonts w:ascii="Arial" w:cs="Arial" w:eastAsia="Arial" w:hAnsi="Arial"/>
+                <w:b/>
+                <w:bCs/>
+                <w:color w:val="2C3E50"/>
+                <w:sz w:val="20"/>
+                <w:szCs w:val="20"/>
+              </w:rPr>
+              <w:t>TETO DA TEMPORADA (limite máximo acumulável)</w:t>
+            </w:r>
+          </w:p>
+        </w:tc>
+        <w:tc>
+          <w:tcPr>
+            <w:tcW w:type="dxa" w:w="1842"/>
+            <w:tcBorders>
+              <w:top w:val="single" w:color="CCCCCC" w:sz="1"/>
+              <w:left w:val="single" w:color="CCCCCC" w:sz="1"/>
+              <w:bottom w:val="single" w:color="CCCCCC" w:sz="1"/>
+              <w:right w:val="single" w:color="CCCCCC" w:sz="1"/>
+            </w:tcBorders>
+            <w:tcMar>
+              <w:top w:type="dxa" w:w="80"/>
+              <w:left w:type="dxa" w:w="120"/>
+              <w:bottom w:type="dxa" w:w="80"/>
+              <w:right w:type="dxa" w:w="120"/>
+            </w:tcMar>
+          </w:tcPr>
+          <w:p>
+            <w:pPr>
+              <w:spacing w:after="0"/>
+              <w:jc w:val="left"/>
+            </w:pPr>
+            <w:r>
+              <w:rPr>
+                <w:rFonts w:ascii="Arial" w:cs="Arial" w:eastAsia="Arial" w:hAnsi="Arial"/>
+                <w:b w:val="false"/>
+                <w:bCs w:val="false"/>
+                <w:color w:val="2C3E50"/>
+                <w:sz w:val="20"/>
+                <w:szCs w:val="20"/>
+              </w:rPr>
+              <w:t>—</w:t>
+            </w:r>
+          </w:p>
+        </w:tc>
+        <w:tc>
+          <w:tcPr>
+            <w:tcW w:type="dxa" w:w="1842"/>
+            <w:tcBorders>
+              <w:top w:val="single" w:color="CCCCCC" w:sz="1"/>
+              <w:left w:val="single" w:color="CCCCCC" w:sz="1"/>
+              <w:bottom w:val="single" w:color="CCCCCC" w:sz="1"/>
+              <w:right w:val="single" w:color="CCCCCC" w:sz="1"/>
+            </w:tcBorders>
+            <w:tcMar>
+              <w:top w:type="dxa" w:w="80"/>
+              <w:left w:type="dxa" w:w="120"/>
+              <w:bottom w:type="dxa" w:w="80"/>
+              <w:right w:type="dxa" w:w="120"/>
+            </w:tcMar>
+          </w:tcPr>
+          <w:p>
+            <w:pPr>
+              <w:spacing w:after="0"/>
+              <w:jc w:val="left"/>
+            </w:pPr>
+            <w:r>
+              <w:rPr>
+                <w:rFonts w:ascii="Arial" w:cs="Arial" w:eastAsia="Arial" w:hAnsi="Arial"/>
+                <w:b w:val="false"/>
+                <w:bCs w:val="false"/>
+                <w:color w:val="2C3E50"/>
+                <w:sz w:val="20"/>
+                <w:szCs w:val="20"/>
+              </w:rPr>
+              <w:t>—</w:t>
+            </w:r>
+          </w:p>
+        </w:tc>
+        <w:tc>
+          <w:tcPr>
+            <w:tcW w:type="dxa" w:w="1842"/>
+            <w:tcBorders>
+              <w:top w:val="single" w:color="CCCCCC" w:sz="1"/>
+              <w:left w:val="single" w:color="CCCCCC" w:sz="1"/>
+              <w:bottom w:val="single" w:color="CCCCCC" w:sz="1"/>
+              <w:right w:val="single" w:color="CCCCCC" w:sz="1"/>
+            </w:tcBorders>
+            <w:tcMar>
+              <w:top w:type="dxa" w:w="80"/>
+              <w:left w:type="dxa" w:w="120"/>
+              <w:bottom w:type="dxa" w:w="80"/>
+              <w:right w:type="dxa" w:w="120"/>
+            </w:tcMar>
+          </w:tcPr>
+          <w:p>
+            <w:pPr>
+              <w:spacing w:after="0"/>
+              <w:jc w:val="center"/>
+            </w:pPr>
+            <w:r>
+              <w:rPr>
+                <w:rFonts w:ascii="Arial" w:cs="Arial" w:eastAsia="Arial" w:hAnsi="Arial"/>
+                <w:b/>
+                <w:bCs/>
+                <w:color w:val="2C3E50"/>
+                <w:sz w:val="20"/>
+                <w:szCs w:val="20"/>
+              </w:rPr>
+              <w:t>R$ 80,00</w:t>
+            </w:r>
+          </w:p>
+        </w:tc>
+      </w:tr>
     </w:tbl>
     <w:p>
       <w:pPr>
@@ -6538,6 +6754,25 @@
     </w:p>
     <w:p>
       <w:pPr>
+        <w:spacing w:after="140" w:line="280"/>
+        <w:jc w:val="both"/>
+      </w:pPr>
+      <w:r>
+        <w:rPr>
+          <w:rFonts w:ascii="Arial" w:cs="Arial" w:eastAsia="Arial" w:hAnsi="Arial"/>
+          <w:b w:val="false"/>
+          <w:bCs w:val="false"/>
+          <w:i/>
+          <w:iCs/>
+          <w:color w:val="2C3E50"/>
+          <w:sz w:val="21"/>
+          <w:szCs w:val="21"/>
+        </w:rPr>
+        <w:t>Obs. 2: Nenhum brincante acumula mais de R$ 80,00 na temporada (teto da seção III, alínea 'e'). Com os valores atuais, o máximo possível é R$ 44,00 — o teto só passa a limitar de fato se os valores por evento forem revistos para cima ou se a temporada tiver muito mais apresentações do que o previsto. Ele é a garantia de que a bonificação nunca estoura o orçamento, qualquer que seja o tamanho da temporada.</w:t>
+      </w:r>
+    </w:p>
+    <w:p>
+      <w:pPr>
         <w:spacing w:after="120" w:before="280"/>
       </w:pPr>
       <w:r>
@@ -9451,7 +9686,7 @@
                 <w:sz w:val="20"/>
                 <w:szCs w:val="20"/>
               </w:rPr>
-              <w:t xml:space="preserve">O Programa de Bonificação é um incentivo simbólico e voluntário. A participação na quadrilha NÃO depende de aderir ao programa. Ao optar por participar, o brincante aceita cumprir os critérios de ativação e desempenho descritos na Cláusula Sexta.</w:t>
+              <w:t>O Programa de Bonificação é um incentivo simbólico e voluntário. A participação na quadrilha NÃO depende de aderir ao programa. Ao optar por participar, o brincante aceita cumprir os critérios de ativação e desempenho descritos na Cláusula Sexta. O valor acumulado tem teto de R$ 80,00 (oitenta reais) por temporada.</w:t>
             </w:r>
           </w:p>
           <w:p>
@@ -12582,6 +12817,58 @@
           <w:szCs w:val="21"/>
         </w:rPr>
         <w:t xml:space="preserve">Os valores serão registrados no sistema de avaliação e poderão ser consultados a qualquer momento.</w:t>
+      </w:r>
+    </w:p>
+    <w:p>
+      <w:pPr>
+        <w:spacing w:after="100" w:line="280"/>
+        <w:ind w:left="360"/>
+      </w:pPr>
+      <w:r>
+        <w:rPr>
+          <w:rFonts w:ascii="Arial" w:cs="Arial" w:eastAsia="Arial" w:hAnsi="Arial"/>
+          <w:b/>
+          <w:bCs/>
+          <w:color w:val="2C3E50"/>
+          <w:sz w:val="21"/>
+          <w:szCs w:val="21"/>
+        </w:rPr>
+        <w:t xml:space="preserve">e) </w:t>
+      </w:r>
+      <w:r>
+        <w:rPr>
+          <w:rFonts w:ascii="Arial" w:cs="Arial" w:eastAsia="Arial" w:hAnsi="Arial"/>
+          <w:color w:val="2C3E50"/>
+          <w:sz w:val="21"/>
+          <w:szCs w:val="21"/>
+        </w:rPr>
+        <w:t>TETO DA BONIFICAÇÃO: o valor acumulado por brincante é limitado a R$ 80,00 (oitenta reais) por temporada. Ao atingir o teto, o brincante permanece com o direito ao valor acumulado até ali, mas não acumula novos valores até o fim da temporada;</w:t>
+      </w:r>
+    </w:p>
+    <w:p>
+      <w:pPr>
+        <w:spacing w:after="100" w:line="280"/>
+        <w:ind w:left="360"/>
+      </w:pPr>
+      <w:r>
+        <w:rPr>
+          <w:rFonts w:ascii="Arial" w:cs="Arial" w:eastAsia="Arial" w:hAnsi="Arial"/>
+          <w:b/>
+          <w:bCs/>
+          <w:color w:val="2C3E50"/>
+          <w:sz w:val="21"/>
+          <w:szCs w:val="21"/>
+        </w:rPr>
+        <w:t xml:space="preserve">f) </w:t>
+      </w:r>
+      <w:r>
+        <w:rPr>
+          <w:rFonts w:ascii="Arial" w:cs="Arial" w:eastAsia="Arial" w:hAnsi="Arial"/>
+          <w:color w:val="2C3E50"/>
+          <w:sz w:val="21"/>
+          <w:szCs w:val="21"/>
+        </w:rPr>
+        <w:t>O teto existe para que o Programa cumpra seu papel de retorno simbólico sem extrapolar o orçamento da quadrilha. É o mesmo para todos, é acompanhado em tempo real no sistema de avaliação — que mostra quanto falta para alcançá-lo — e não altera nenhuma das demais regras desta Cláusula: frequência, desempenho, ativação, sanções e condições de resgate continuam valendo integralmente. Atingir o teto não dispensa o brincante de nada;</w:t>
       </w:r>
     </w:p>
     <w:p>
@@ -14009,6 +14296,32 @@
     </w:p>
     <w:p>
       <w:pPr>
+        <w:spacing w:after="100" w:line="280"/>
+        <w:ind w:left="360"/>
+      </w:pPr>
+      <w:r>
+        <w:rPr>
+          <w:rFonts w:ascii="Arial" w:cs="Arial" w:eastAsia="Arial" w:hAnsi="Arial"/>
+          <w:b/>
+          <w:bCs/>
+          <w:color w:val="2C3E50"/>
+          <w:sz w:val="21"/>
+          <w:szCs w:val="21"/>
+        </w:rPr>
+        <w:t xml:space="preserve">f) </w:t>
+      </w:r>
+      <w:r>
+        <w:rPr>
+          <w:rFonts w:ascii="Arial" w:cs="Arial" w:eastAsia="Arial" w:hAnsi="Arial"/>
+          <w:color w:val="2C3E50"/>
+          <w:sz w:val="21"/>
+          <w:szCs w:val="21"/>
+        </w:rPr>
+        <w:t>Em qualquer nível do Programa de Fidelidade, o valor acumulado continua limitado ao teto de R$ 80,00 por temporada, previsto na seção III, alínea 'e' desta Cláusula.</w:t>
+      </w:r>
+    </w:p>
+    <w:p>
+      <w:pPr>
         <w:spacing w:after="100"/>
       </w:pPr>
     </w:p>
@@ -14751,6 +15064,144 @@
           </w:p>
         </w:tc>
       </w:tr>
+      <w:tr>
+        <w:tc>
+          <w:tcPr>
+            <w:tcW w:type="dxa" w:w="3500"/>
+            <w:tcBorders>
+              <w:top w:val="single" w:color="CCCCCC" w:sz="1"/>
+              <w:left w:val="single" w:color="CCCCCC" w:sz="1"/>
+              <w:bottom w:val="single" w:color="CCCCCC" w:sz="1"/>
+              <w:right w:val="single" w:color="CCCCCC" w:sz="1"/>
+            </w:tcBorders>
+            <w:tcMar>
+              <w:top w:type="dxa" w:w="80"/>
+              <w:left w:type="dxa" w:w="120"/>
+              <w:bottom w:type="dxa" w:w="80"/>
+              <w:right w:type="dxa" w:w="120"/>
+            </w:tcMar>
+          </w:tcPr>
+          <w:p>
+            <w:pPr>
+              <w:spacing w:after="0"/>
+              <w:jc w:val="left"/>
+            </w:pPr>
+            <w:r>
+              <w:rPr>
+                <w:rFonts w:ascii="Arial" w:cs="Arial" w:eastAsia="Arial" w:hAnsi="Arial"/>
+                <w:b/>
+                <w:bCs/>
+                <w:color w:val="2C3E50"/>
+                <w:sz w:val="20"/>
+                <w:szCs w:val="20"/>
+              </w:rPr>
+              <w:t>TETO DA TEMPORADA (limite máximo acumulável)</w:t>
+            </w:r>
+          </w:p>
+        </w:tc>
+        <w:tc>
+          <w:tcPr>
+            <w:tcW w:type="dxa" w:w="1842"/>
+            <w:tcBorders>
+              <w:top w:val="single" w:color="CCCCCC" w:sz="1"/>
+              <w:left w:val="single" w:color="CCCCCC" w:sz="1"/>
+              <w:bottom w:val="single" w:color="CCCCCC" w:sz="1"/>
+              <w:right w:val="single" w:color="CCCCCC" w:sz="1"/>
+            </w:tcBorders>
+            <w:tcMar>
+              <w:top w:type="dxa" w:w="80"/>
+              <w:left w:type="dxa" w:w="120"/>
+              <w:bottom w:type="dxa" w:w="80"/>
+              <w:right w:type="dxa" w:w="120"/>
+            </w:tcMar>
+          </w:tcPr>
+          <w:p>
+            <w:pPr>
+              <w:spacing w:after="0"/>
+              <w:jc w:val="left"/>
+            </w:pPr>
+            <w:r>
+              <w:rPr>
+                <w:rFonts w:ascii="Arial" w:cs="Arial" w:eastAsia="Arial" w:hAnsi="Arial"/>
+                <w:b w:val="false"/>
+                <w:bCs w:val="false"/>
+                <w:color w:val="2C3E50"/>
+                <w:sz w:val="20"/>
+                <w:szCs w:val="20"/>
+              </w:rPr>
+              <w:t>—</w:t>
+            </w:r>
+          </w:p>
+        </w:tc>
+        <w:tc>
+          <w:tcPr>
+            <w:tcW w:type="dxa" w:w="1842"/>
+            <w:tcBorders>
+              <w:top w:val="single" w:color="CCCCCC" w:sz="1"/>
+              <w:left w:val="single" w:color="CCCCCC" w:sz="1"/>
+              <w:bottom w:val="single" w:color="CCCCCC" w:sz="1"/>
+              <w:right w:val="single" w:color="CCCCCC" w:sz="1"/>
+            </w:tcBorders>
+            <w:tcMar>
+              <w:top w:type="dxa" w:w="80"/>
+              <w:left w:type="dxa" w:w="120"/>
+              <w:bottom w:type="dxa" w:w="80"/>
+              <w:right w:type="dxa" w:w="120"/>
+            </w:tcMar>
+          </w:tcPr>
+          <w:p>
+            <w:pPr>
+              <w:spacing w:after="0"/>
+              <w:jc w:val="left"/>
+            </w:pPr>
+            <w:r>
+              <w:rPr>
+                <w:rFonts w:ascii="Arial" w:cs="Arial" w:eastAsia="Arial" w:hAnsi="Arial"/>
+                <w:b w:val="false"/>
+                <w:bCs w:val="false"/>
+                <w:color w:val="2C3E50"/>
+                <w:sz w:val="20"/>
+                <w:szCs w:val="20"/>
+              </w:rPr>
+              <w:t>—</w:t>
+            </w:r>
+          </w:p>
+        </w:tc>
+        <w:tc>
+          <w:tcPr>
+            <w:tcW w:type="dxa" w:w="1842"/>
+            <w:tcBorders>
+              <w:top w:val="single" w:color="CCCCCC" w:sz="1"/>
+              <w:left w:val="single" w:color="CCCCCC" w:sz="1"/>
+              <w:bottom w:val="single" w:color="CCCCCC" w:sz="1"/>
+              <w:right w:val="single" w:color="CCCCCC" w:sz="1"/>
+            </w:tcBorders>
+            <w:tcMar>
+              <w:top w:type="dxa" w:w="80"/>
+              <w:left w:type="dxa" w:w="120"/>
+              <w:bottom w:type="dxa" w:w="80"/>
+              <w:right w:type="dxa" w:w="120"/>
+            </w:tcMar>
+          </w:tcPr>
+          <w:p>
+            <w:pPr>
+              <w:spacing w:after="0"/>
+              <w:jc w:val="center"/>
+            </w:pPr>
+            <w:r>
+              <w:rPr>
+                <w:rFonts w:ascii="Arial" w:cs="Arial" w:eastAsia="Arial" w:hAnsi="Arial"/>
+                <w:b/>
+                <w:bCs/>
+                <w:color w:val="2C3E50"/>
+                <w:sz w:val="20"/>
+                <w:szCs w:val="20"/>
+              </w:rPr>
+              <w:t>R$ 80,00</w:t>
+            </w:r>
+          </w:p>
+        </w:tc>
+      </w:tr>
     </w:tbl>
     <w:p>
       <w:pPr>
@@ -15152,6 +15603,25 @@
           <w:szCs w:val="21"/>
         </w:rPr>
         <w:t xml:space="preserve">Obs.: Os valores de apresentações externas são estimados. O número real depende dos convites recebidos ao longo da temporada.</w:t>
+      </w:r>
+    </w:p>
+    <w:p>
+      <w:pPr>
+        <w:spacing w:after="140" w:line="280"/>
+        <w:jc w:val="both"/>
+      </w:pPr>
+      <w:r>
+        <w:rPr>
+          <w:rFonts w:ascii="Arial" w:cs="Arial" w:eastAsia="Arial" w:hAnsi="Arial"/>
+          <w:b w:val="false"/>
+          <w:bCs w:val="false"/>
+          <w:i/>
+          <w:iCs/>
+          <w:color w:val="2C3E50"/>
+          <w:sz w:val="21"/>
+          <w:szCs w:val="21"/>
+        </w:rPr>
+        <w:t>Obs. 2: Nenhum brincante acumula mais de R$ 80,00 na temporada (teto da seção III, alínea 'e'). Com os valores atuais, o máximo possível é R$ 44,00 — o teto só passa a limitar de fato se os valores por evento forem revistos para cima ou se a temporada tiver muito mais apresentações do que o previsto. Ele é a garantia de que a bonificação nunca estoura o orçamento, qualquer que seja o tamanho da temporada.</w:t>
       </w:r>
     </w:p>
     <w:p>
